--- a/proactive-english-c1-sy/out/PE-C1-BK1-SY_Unit08_AnswerKey.docx
+++ b/proactive-english-c1-sy/out/PE-C1-BK1-SY_Unit08_AnswerKey.docx
@@ -26310,7 +26310,7 @@
                 <w:sz w:val="22"/>
                 <w:szCs w:val="22"/>
               </w:rPr>
-              <w:t xml:space="preserve">This is the seventh mediation and the first in which the reader's question is refused outright, so the refusal has to be taught with its replacement attached or the class will learn evasion.</w:t>
+              <w:t xml:space="preserve">This is the eighth mediation and the first in which the reader's question is refused outright, so the refusal has to be taught with its replacement attached or the class will learn evasion.</w:t>
             </w:r>
             <w:r>
               <w:rPr>
